--- a/Documents/Project_Plan_ChurnSight_v2_0.docx
+++ b/Documents/Project_Plan_ChurnSight_v2_0.docx
@@ -249,6 +249,29 @@
     </w:p>
     <w:p>
       <w:pPr>
+        <w:spacing w:after="40" w:before="40"/>
+      </w:pPr>
+      <w:r>
+        <w:rPr>
+          <w:b/>
+          <w:bCs/>
+          <w:color w:val="64748B"/>
+          <w:sz w:val="18"/>
+          <w:szCs w:val="18"/>
+        </w:rPr>
+        <w:t xml:space="preserve">Revised:  </w:t>
+      </w:r>
+      <w:r>
+        <w:rPr>
+          <w:color w:val="1E293B"/>
+          <w:sz w:val="18"/>
+          <w:szCs w:val="18"/>
+        </w:rPr>
+        <w:t xml:space="preserve">14 Oct 2026 — checked against the live code; see Change Log</w:t>
+      </w:r>
+    </w:p>
+    <w:p>
+      <w:pPr>
         <w:spacing w:before="80"/>
       </w:pPr>
     </w:p>
@@ -342,7 +365,7 @@
                 <w:sz w:val="18"/>
                 <w:szCs w:val="18"/>
               </w:rPr>
-              <w:t xml:space="preserve">Current Status: Phase 1 complete. Phase 2 (Customer Health Scores) in progress.</w:t>
+              <w:t xml:space="preserve">Current Status: Phase 1 complete. Phase 2 (Customer Health Scores) starts with Sprint 1 on 28 Oct 2026.</w:t>
             </w:r>
           </w:p>
           <w:p>
@@ -630,7 +653,7 @@
                 <w:sz w:val="18"/>
                 <w:szCs w:val="18"/>
               </w:rPr>
-              <w:t xml:space="preserve">Nov 2026</w:t>
+              <w:t xml:space="preserve">Oct 2026</w:t>
             </w:r>
           </w:p>
         </w:tc>
@@ -720,7 +743,7 @@
                 <w:sz w:val="18"/>
                 <w:szCs w:val="18"/>
               </w:rPr>
-              <w:t xml:space="preserve">3 weeks</w:t>
+              <w:t xml:space="preserve">4 weeks (Sprints 1–2)</w:t>
             </w:r>
           </w:p>
         </w:tc>
@@ -742,7 +765,7 @@
                 <w:sz w:val="18"/>
                 <w:szCs w:val="18"/>
               </w:rPr>
-              <w:t xml:space="preserve">Dec 2026</w:t>
+              <w:t xml:space="preserve">Nov 2026</w:t>
             </w:r>
           </w:p>
         </w:tc>
@@ -764,7 +787,7 @@
                 <w:sz w:val="18"/>
                 <w:szCs w:val="18"/>
               </w:rPr>
-              <w:t xml:space="preserve">In Progress</w:t>
+              <w:t xml:space="preserve">Next</w:t>
             </w:r>
           </w:p>
         </w:tc>
@@ -832,7 +855,7 @@
                 <w:sz w:val="18"/>
                 <w:szCs w:val="18"/>
               </w:rPr>
-              <w:t xml:space="preserve">3 weeks</w:t>
+              <w:t xml:space="preserve">2 weeks (Sprint 3)</w:t>
             </w:r>
           </w:p>
         </w:tc>
@@ -854,7 +877,7 @@
                 <w:sz w:val="18"/>
                 <w:szCs w:val="18"/>
               </w:rPr>
-              <w:t xml:space="preserve">Jan 2027</w:t>
+              <w:t xml:space="preserve">Dec 2026</w:t>
             </w:r>
           </w:p>
         </w:tc>
@@ -944,7 +967,7 @@
                 <w:sz w:val="18"/>
                 <w:szCs w:val="18"/>
               </w:rPr>
-              <w:t xml:space="preserve">5 weeks</w:t>
+              <w:t xml:space="preserve">8 weeks (Sprints 4–7)</w:t>
             </w:r>
           </w:p>
         </w:tc>
@@ -1537,61 +1560,61 @@
           <w:sz w:val="22"/>
           <w:szCs w:val="22"/>
         </w:rPr>
-        <w:t xml:space="preserve">Phase 2 — Customer Health Scores (In Progress)</w:t>
-      </w:r>
-    </w:p>
-    <w:p>
-      <w:pPr>
-        <w:pStyle w:val="ListParagraph"/>
-        <w:numPr>
-          <w:ilvl w:val="0"/>
-          <w:numId w:val="2"/>
-        </w:numPr>
-        <w:spacing w:after="40" w:before="40"/>
-      </w:pPr>
-      <w:r>
-        <w:rPr>
-          <w:color w:val="1E293B"/>
-          <w:sz w:val="20"/>
-          <w:szCs w:val="20"/>
-        </w:rPr>
-        <w:t xml:space="preserve">Build health score computation engine (6 components, weighted 0–100).</w:t>
-      </w:r>
-    </w:p>
-    <w:p>
-      <w:pPr>
-        <w:pStyle w:val="ListParagraph"/>
-        <w:numPr>
-          <w:ilvl w:val="0"/>
-          <w:numId w:val="2"/>
-        </w:numPr>
-        <w:spacing w:after="40" w:before="40"/>
-      </w:pPr>
-      <w:r>
-        <w:rPr>
-          <w:color w:val="1E293B"/>
-          <w:sz w:val="20"/>
-          <w:szCs w:val="20"/>
-        </w:rPr>
-        <w:t xml:space="preserve">Build Health Scores screen with score card grid (3-col desktop, 1-col mobile).</w:t>
-      </w:r>
-    </w:p>
-    <w:p>
-      <w:pPr>
-        <w:pStyle w:val="ListParagraph"/>
-        <w:numPr>
-          <w:ilvl w:val="0"/>
-          <w:numId w:val="2"/>
-        </w:numPr>
-        <w:spacing w:after="40" w:before="40"/>
-      </w:pPr>
-      <w:r>
-        <w:rPr>
-          <w:color w:val="1E293B"/>
-          <w:sz w:val="20"/>
-          <w:szCs w:val="20"/>
-        </w:rPr>
-        <w:t xml:space="preserve">Add risk tier badge (Critical / At Risk / Healthy) with brand colours.</w:t>
+        <w:t xml:space="preserve">Phase 2 — Customer Health Scores (Sprints 1–2)</w:t>
+      </w:r>
+    </w:p>
+    <w:p>
+      <w:pPr>
+        <w:pStyle w:val="ListParagraph"/>
+        <w:numPr>
+          <w:ilvl w:val="0"/>
+          <w:numId w:val="2"/>
+        </w:numPr>
+        <w:spacing w:after="40" w:before="40"/>
+      </w:pPr>
+      <w:r>
+        <w:rPr>
+          <w:color w:val="1E293B"/>
+          <w:sz w:val="20"/>
+          <w:szCs w:val="20"/>
+        </w:rPr>
+        <w:t xml:space="preserve">Fix open security bugs: admin rights only for verified emails; escape CSV column names on the Predict screen; bound the sample-data cache; implement or remove WORKSPACE_MODE.</w:t>
+      </w:r>
+    </w:p>
+    <w:p>
+      <w:pPr>
+        <w:pStyle w:val="ListParagraph"/>
+        <w:numPr>
+          <w:ilvl w:val="0"/>
+          <w:numId w:val="2"/>
+        </w:numPr>
+        <w:spacing w:after="40" w:before="40"/>
+      </w:pPr>
+      <w:r>
+        <w:rPr>
+          <w:color w:val="1E293B"/>
+          <w:sz w:val="20"/>
+          <w:szCs w:val="20"/>
+        </w:rPr>
+        <w:t xml:space="preserve">Build health score computation engine (6 components, weighted 0–100; missing components left out and weights re-normalised).</w:t>
+      </w:r>
+    </w:p>
+    <w:p>
+      <w:pPr>
+        <w:pStyle w:val="ListParagraph"/>
+        <w:numPr>
+          <w:ilvl w:val="0"/>
+          <w:numId w:val="2"/>
+        </w:numPr>
+        <w:spacing w:after="40" w:before="40"/>
+      </w:pPr>
+      <w:r>
+        <w:rPr>
+          <w:color w:val="1E293B"/>
+          <w:sz w:val="20"/>
+          <w:szCs w:val="20"/>
+        </w:rPr>
+        <w:t xml:space="preserve">Health Scores screen, card grid and tier badge are live; add plan and MRR to cards and settle tier names (DEC-01).</w:t>
       </w:r>
     </w:p>
     <w:p>
@@ -1627,7 +1650,7 @@
           <w:sz w:val="20"/>
           <w:szCs w:val="20"/>
         </w:rPr>
-        <w:t xml:space="preserve">Add score filter KPI row above the card grid.</w:t>
+        <w:t xml:space="preserve">Tier filter is live; remember the selected filter across reloads; add alert count badge to cards.</w:t>
       </w:r>
     </w:p>
     <w:p>
@@ -1661,7 +1684,7 @@
           <w:sz w:val="22"/>
           <w:szCs w:val="22"/>
         </w:rPr>
-        <w:t xml:space="preserve">Phase 3 — Cohort Analysis</w:t>
+        <w:t xml:space="preserve">Phase 3 — Cohort Analysis (Sprint 3)</w:t>
       </w:r>
     </w:p>
     <w:p>
@@ -1697,25 +1720,25 @@
           <w:sz w:val="20"/>
           <w:szCs w:val="20"/>
         </w:rPr>
-        <w:t xml:space="preserve">Implement cohort heatmap (Recharts).</w:t>
-      </w:r>
-    </w:p>
-    <w:p>
-      <w:pPr>
-        <w:pStyle w:val="ListParagraph"/>
-        <w:numPr>
-          <w:ilvl w:val="0"/>
-          <w:numId w:val="2"/>
-        </w:numPr>
-        <w:spacing w:after="40" w:before="40"/>
-      </w:pPr>
-      <w:r>
-        <w:rPr>
-          <w:color w:val="1E293B"/>
-          <w:sz w:val="20"/>
-          <w:szCs w:val="20"/>
-        </w:rPr>
-        <w:t xml:space="preserve">Build retention curve chart.</w:t>
+        <w:t xml:space="preserve">Cohort heatmap is live (HTML grid); keep it.</w:t>
+      </w:r>
+    </w:p>
+    <w:p>
+      <w:pPr>
+        <w:pStyle w:val="ListParagraph"/>
+        <w:numPr>
+          <w:ilvl w:val="0"/>
+          <w:numId w:val="2"/>
+        </w:numPr>
+        <w:spacing w:after="40" w:before="40"/>
+      </w:pPr>
+      <w:r>
+        <w:rPr>
+          <w:color w:val="1E293B"/>
+          <w:sz w:val="20"/>
+          <w:szCs w:val="20"/>
+        </w:rPr>
+        <w:t xml:space="preserve">Retention curves are live (Kaplan–Meier, Chart.js); add exact-value tooltips.</w:t>
       </w:r>
     </w:p>
     <w:p>
@@ -1785,7 +1808,7 @@
           <w:sz w:val="22"/>
           <w:szCs w:val="22"/>
         </w:rPr>
-        <w:t xml:space="preserve">Phase 4 — Alerts &amp; Playbooks + Admin Console (Categories 9, 1, 3, 5)</w:t>
+        <w:t xml:space="preserve">Phase 4 — Alerts &amp; Playbooks + Admin Console (Categories 9, 1, 3, 5) (Sprints 4–7)</w:t>
       </w:r>
     </w:p>
     <w:p>
@@ -1821,25 +1844,25 @@
           <w:sz w:val="20"/>
           <w:szCs w:val="20"/>
         </w:rPr>
-        <w:t xml:space="preserve">Build Alerts &amp; Playbooks screen: alert list, acknowledge, resolve.</w:t>
-      </w:r>
-    </w:p>
-    <w:p>
-      <w:pPr>
-        <w:pStyle w:val="ListParagraph"/>
-        <w:numPr>
-          <w:ilvl w:val="0"/>
-          <w:numId w:val="2"/>
-        </w:numPr>
-        <w:spacing w:after="40" w:before="40"/>
-      </w:pPr>
-      <w:r>
-        <w:rPr>
-          <w:color w:val="1E293B"/>
-          <w:sz w:val="20"/>
-          <w:szCs w:val="20"/>
-        </w:rPr>
-        <w:t xml:space="preserve">Implement playbook step runner (email, task, CRM note).</w:t>
+        <w:t xml:space="preserve">Alert list with Acknowledge / Resolve / Assign / Reopen is live; add severity ordering.</w:t>
+      </w:r>
+    </w:p>
+    <w:p>
+      <w:pPr>
+        <w:pStyle w:val="ListParagraph"/>
+        <w:numPr>
+          <w:ilvl w:val="0"/>
+          <w:numId w:val="2"/>
+        </w:numPr>
+        <w:spacing w:after="40" w:before="40"/>
+      </w:pPr>
+      <w:r>
+        <w:rPr>
+          <w:color w:val="1E293B"/>
+          <w:sz w:val="20"/>
+          <w:szCs w:val="20"/>
+        </w:rPr>
+        <w:t xml:space="preserve">Implement playbook step runner (email, task, note; CRM note after Phase 7 integrations). Add axe-core and Playwright smoke tests to CI.</w:t>
       </w:r>
     </w:p>
     <w:p>
@@ -1911,7 +1934,7 @@
           <w:sz w:val="20"/>
           <w:szCs w:val="20"/>
         </w:rPr>
-        <w:t xml:space="preserve">Build Platform Overview Dashboard: KPI tiles, sign-ups chart (Recharts), service health panel, background jobs panel (Category 1).</w:t>
+        <w:t xml:space="preserve">Build Platform Overview Dashboard: KPI tiles, sign-ups chart (Chart.js), service health panel, background jobs panel with Cancel and Retry (Category 1).</w:t>
       </w:r>
     </w:p>
     <w:p>
@@ -1947,7 +1970,7 @@
           <w:sz w:val="20"/>
           <w:szCs w:val="20"/>
         </w:rPr>
-        <w:t xml:space="preserve">Build Security &amp; Audit Log section: platform-wide log, sign-in history, API key management, privacy requests (Category 5).</w:t>
+        <w:t xml:space="preserve">Build Security &amp; Audit Log section: platform-wide log, sign-in history, API key management, privacy tools (Category 5). Build MFA enrolment screens.</w:t>
       </w:r>
     </w:p>
     <w:p>
@@ -1981,7 +2004,7 @@
           <w:sz w:val="20"/>
           <w:szCs w:val="20"/>
         </w:rPr>
-        <w:t xml:space="preserve">Accessibility audit: embed axe-core in CI; fix all WCAG 2.1 AA violations across main app.</w:t>
+        <w:t xml:space="preserve">Accessibility: fix all WCAG 2.1 AA violations reported by the axe-core CI check (added in Sprint 4).</w:t>
       </w:r>
     </w:p>
     <w:p>
@@ -2069,7 +2092,7 @@
           <w:sz w:val="20"/>
           <w:szCs w:val="20"/>
         </w:rPr>
-        <w:t xml:space="preserve">Migrate each screen to React incrementally (Overview → Health Scores → Cohort → Alerts).</w:t>
+        <w:t xml:space="preserve">Migrate each screen to React incrementally (Overview → Health Scores → Cohort → Alerts), if confirmed (DEC-04). Recharts, React Table and Vitest arrive with it.</w:t>
       </w:r>
     </w:p>
     <w:p>
@@ -2416,7 +2439,7 @@
                 <w:sz w:val="18"/>
                 <w:szCs w:val="18"/>
               </w:rPr>
-              <w:t xml:space="preserve">Dec 2026</w:t>
+              <w:t xml:space="preserve">Nov 2026 (24 Nov)</w:t>
             </w:r>
           </w:p>
         </w:tc>
@@ -2438,7 +2461,7 @@
                 <w:sz w:val="18"/>
                 <w:szCs w:val="18"/>
               </w:rPr>
-              <w:t xml:space="preserve">Phase 2 complete; score cards rendered for all customers</w:t>
+              <w:t xml:space="preserve">Phase 2 complete; composite score and breakdown live for all customers; open security bugs fixed</w:t>
             </w:r>
           </w:p>
         </w:tc>
@@ -2484,7 +2507,7 @@
                 <w:sz w:val="18"/>
                 <w:szCs w:val="18"/>
               </w:rPr>
-              <w:t xml:space="preserve">Jan 2027</w:t>
+              <w:t xml:space="preserve">Dec 2026 (8 Dec)</w:t>
             </w:r>
           </w:p>
         </w:tc>
@@ -2506,7 +2529,7 @@
                 <w:sz w:val="18"/>
                 <w:szCs w:val="18"/>
               </w:rPr>
-              <w:t xml:space="preserve">Phase 3 complete; heatmap and retention curve working</w:t>
+              <w:t xml:space="preserve">Phase 3 complete; heatmap drill-down, export and KPI row working</w:t>
             </w:r>
           </w:p>
         </w:tc>
@@ -2552,7 +2575,7 @@
                 <w:sz w:val="18"/>
                 <w:szCs w:val="18"/>
               </w:rPr>
-              <w:t xml:space="preserve">Feb 2027</w:t>
+              <w:t xml:space="preserve">Feb 2027 (16 Feb)</w:t>
             </w:r>
           </w:p>
         </w:tc>
@@ -2574,7 +2597,7 @@
                 <w:sz w:val="18"/>
                 <w:szCs w:val="18"/>
               </w:rPr>
-              <w:t xml:space="preserve">Phase 4 complete; admin console categories 9, 1, 3, 5 live</w:t>
+              <w:t xml:space="preserve">Phase 4 complete; admin console categories 9, 1, 3, 5 live; MFA screens live</w:t>
             </w:r>
           </w:p>
         </w:tc>
@@ -3236,6 +3259,76 @@
         </w:tc>
       </w:tr>
     </w:tbl>
+    <w:p>
+      <w:pPr>
+        <w:pStyle w:val="Heading2"/>
+        <w:spacing w:after="120" w:before="280"/>
+      </w:pPr>
+      <w:r>
+        <w:rPr>
+          <w:b/>
+          <w:bCs/>
+          <w:color w:val="176BFA"/>
+          <w:sz w:val="24"/>
+          <w:szCs w:val="24"/>
+        </w:rPr>
+        <w:t xml:space="preserve">6. CHANGE LOG</w:t>
+      </w:r>
+    </w:p>
+    <w:p>
+      <w:pPr>
+        <w:spacing w:after="80" w:before="60"/>
+        <w:jc w:val="left"/>
+      </w:pPr>
+      <w:r>
+        <w:rPr>
+          <w:b w:val="false"/>
+          <w:bCs w:val="false"/>
+          <w:i w:val="false"/>
+          <w:iCs w:val="false"/>
+          <w:color w:val="1E293B"/>
+          <w:sz w:val="20"/>
+          <w:szCs w:val="20"/>
+        </w:rPr>
+        <w:t xml:space="preserve">14 Oct 2026 — Phase durations aligned with the Sprint Plan: Phase 2 = Sprints 1–2, Phase 3 = Sprint 3, Phase 4 = Sprints 4–7; M2 and M3 brought forward.</w:t>
+      </w:r>
+    </w:p>
+    <w:p>
+      <w:pPr>
+        <w:spacing w:after="80" w:before="60"/>
+        <w:jc w:val="left"/>
+      </w:pPr>
+      <w:r>
+        <w:rPr>
+          <w:b w:val="false"/>
+          <w:bCs w:val="false"/>
+          <w:i w:val="false"/>
+          <w:iCs w:val="false"/>
+          <w:color w:val="1E293B"/>
+          <w:sz w:val="20"/>
+          <w:szCs w:val="20"/>
+        </w:rPr>
+        <w:t xml:space="preserve">14 Oct 2026 — Tasks already live in the app marked as such (health cards, tier filter, cohort heatmap, retention curves, alert workflow).</w:t>
+      </w:r>
+    </w:p>
+    <w:p>
+      <w:pPr>
+        <w:spacing w:after="80" w:before="60"/>
+        <w:jc w:val="left"/>
+      </w:pPr>
+      <w:r>
+        <w:rPr>
+          <w:b w:val="false"/>
+          <w:bCs w:val="false"/>
+          <w:i w:val="false"/>
+          <w:iCs w:val="false"/>
+          <w:color w:val="1E293B"/>
+          <w:sz w:val="20"/>
+          <w:szCs w:val="20"/>
+        </w:rPr>
+        <w:t xml:space="preserve">14 Oct 2026 — Added security fixes, MFA screens, axe-core and Playwright in CI; Recharts replaced by Chart.js until the React migration.</w:t>
+      </w:r>
+    </w:p>
     <w:sectPr>
       <w:headerReference w:type="default" r:id="rId7"/>
       <w:footerReference w:type="default" r:id="rId8"/>

--- a/Documents/Project_Plan_ChurnSight_v2_0.docx
+++ b/Documents/Project_Plan_ChurnSight_v2_0.docx
@@ -1596,25 +1596,25 @@
           <w:sz w:val="20"/>
           <w:szCs w:val="20"/>
         </w:rPr>
-        <w:t xml:space="preserve">Build health score computation engine (6 components, weighted 0–100; missing components left out and weights re-normalised).</w:t>
-      </w:r>
-    </w:p>
-    <w:p>
-      <w:pPr>
-        <w:pStyle w:val="ListParagraph"/>
-        <w:numPr>
-          <w:ilvl w:val="0"/>
-          <w:numId w:val="2"/>
-        </w:numPr>
-        <w:spacing w:after="40" w:before="40"/>
-      </w:pPr>
-      <w:r>
-        <w:rPr>
-          <w:color w:val="1E293B"/>
-          <w:sz w:val="20"/>
-          <w:szCs w:val="20"/>
-        </w:rPr>
-        <w:t xml:space="preserve">Health Scores screen, card grid and tier badge are live; add plan and MRR to cards and settle tier names (DEC-01).</w:t>
+        <w:t xml:space="preserve">Build health score computation engine (6 components, BRD weights, 0–100; missing components left out with weights re-normalised and data coverage shown — BRD FR-01a).</w:t>
+      </w:r>
+    </w:p>
+    <w:p>
+      <w:pPr>
+        <w:pStyle w:val="ListParagraph"/>
+        <w:numPr>
+          <w:ilvl w:val="0"/>
+          <w:numId w:val="2"/>
+        </w:numPr>
+        <w:spacing w:after="40" w:before="40"/>
+      </w:pPr>
+      <w:r>
+        <w:rPr>
+          <w:color w:val="1E293B"/>
+          <w:sz w:val="20"/>
+          <w:szCs w:val="20"/>
+        </w:rPr>
+        <w:t xml:space="preserve">Health Scores screen, card grid and tier badge are live; add plan and MRR to cards and rename tiers to Critical / At Risk / Healthy (BRD FR-03).</w:t>
       </w:r>
     </w:p>
     <w:p>
@@ -3327,6 +3327,24 @@
           <w:szCs w:val="20"/>
         </w:rPr>
         <w:t xml:space="preserve">14 Oct 2026 — Added security fixes, MFA screens, axe-core and Playwright in CI; Recharts replaced by Chart.js until the React migration.</w:t>
+      </w:r>
+    </w:p>
+    <w:p>
+      <w:pPr>
+        <w:spacing w:after="80" w:before="60"/>
+        <w:jc w:val="left"/>
+      </w:pPr>
+      <w:r>
+        <w:rPr>
+          <w:b w:val="false"/>
+          <w:bCs w:val="false"/>
+          <w:i w:val="false"/>
+          <w:iCs w:val="false"/>
+          <w:color w:val="1E293B"/>
+          <w:sz w:val="20"/>
+          <w:szCs w:val="20"/>
+        </w:rPr>
+        <w:t xml:space="preserve">15 Oct 2026 — Phase 2 tasks updated for decisions DEC-01 (tier names) and DEC-03 (missing component data).</w:t>
       </w:r>
     </w:p>
     <w:sectPr>
